--- a/Tailored_CVs/Shinoy_Vanderlande_Integration_Manager.docx
+++ b/Tailored_CVs/Shinoy_Vanderlande_Integration_Manager.docx
@@ -70,7 +70,7 @@
           <w:b w:val="0"/>
           <w:sz w:val="19"/>
         </w:rPr>
-        <w:t>I am a QA Automation Engineer with over 8 years of experience building scalable test frameworks and managing releases for complex financial systems. My background includes translating business requirements into technical testing strategies and coordinating across teams to reduce defects prior to deployment. I hold a valid EU residence permit and am based nearby in Amstelveen.</w:t>
+        <w:t>I am a QA Automation Engineer with over eight years of experience building scalable test frameworks and managing release processes. I have a strong background in defining test strategies, coordinating cross-functional teams, and validating complex software systems. I hold a valid EU residence permit and live in Amstelveen.</w:t>
       </w:r>
     </w:p>
     <w:p>
@@ -288,7 +288,7 @@
           <w:b w:val="0"/>
           <w:sz w:val="18"/>
         </w:rPr>
-        <w:t>▸ Defined integration strategy and automated regression testing builds using Jenkins, AWS, and Terraform to maintain system reliability across deployments.</w:t>
+        <w:t>▸ Defined integration strategies and executed automated test frameworks using Java Selenium and TypeScript WDIO for financial and banking clients.</w:t>
       </w:r>
     </w:p>
     <w:p>
@@ -301,7 +301,7 @@
           <w:b w:val="0"/>
           <w:sz w:val="18"/>
         </w:rPr>
-        <w:t>▸ Translated business requirements into functional testing strategies and managed stakeholder alignment during crossfunctional release cycles.</w:t>
+        <w:t>▸ Collaborated with project leadership, SRE teams, and stakeholders to identify potential risks early and reduce defect leakage before deployment.</w:t>
       </w:r>
     </w:p>
     <w:p>
@@ -314,7 +314,7 @@
           <w:b w:val="0"/>
           <w:sz w:val="18"/>
         </w:rPr>
-        <w:t>▸ Led testing phases and coordinated with SRE teams prior to deployment to identify potential bottlenecks and minimize defect leakage.</w:t>
+        <w:t>▸ Managed CI/CD pipelines, provisioned test environments using Terraform and AWS, and ensured system stability across releases.</w:t>
       </w:r>
     </w:p>
     <w:p>
@@ -327,7 +327,7 @@
           <w:b w:val="0"/>
           <w:sz w:val="18"/>
         </w:rPr>
-        <w:t>▸ Integrated backend data validation and managed test coverage reports using Sealights and Allure to ensure stable system performance.</w:t>
+        <w:t>▸ Translated technical and business requirements into structured testing procedures to deliver reliable endtoend solutions.</w:t>
       </w:r>
     </w:p>
     <w:p>
